--- a/tillsyn/A 1041-2026 tillsynsbegäran.docx
+++ b/tillsyn/A 1041-2026 tillsynsbegäran.docx
@@ -229,7 +229,7 @@
     <w:r>
       <w:tab/>
       <w:tab/>
-      <w:t>2026-01-09</w:t>
+      <w:t>2026-01-10</w:t>
       <w:br/>
       <w:br/>
     </w:r>

--- a/tillsyn/A 1041-2026 tillsynsbegäran.docx
+++ b/tillsyn/A 1041-2026 tillsynsbegäran.docx
@@ -229,7 +229,7 @@
     <w:r>
       <w:tab/>
       <w:tab/>
-      <w:t>2026-01-10</w:t>
+      <w:t>2026-01-11</w:t>
       <w:br/>
       <w:br/>
     </w:r>

--- a/tillsyn/A 1041-2026 tillsynsbegäran.docx
+++ b/tillsyn/A 1041-2026 tillsynsbegäran.docx
@@ -229,7 +229,7 @@
     <w:r>
       <w:tab/>
       <w:tab/>
-      <w:t>2026-01-11</w:t>
+      <w:t>2026-01-12</w:t>
       <w:br/>
       <w:br/>
     </w:r>

--- a/tillsyn/A 1041-2026 tillsynsbegäran.docx
+++ b/tillsyn/A 1041-2026 tillsynsbegäran.docx
@@ -229,7 +229,7 @@
     <w:r>
       <w:tab/>
       <w:tab/>
-      <w:t>2026-01-12</w:t>
+      <w:t>2026-01-13</w:t>
       <w:br/>
       <w:br/>
     </w:r>

--- a/tillsyn/A 1041-2026 tillsynsbegäran.docx
+++ b/tillsyn/A 1041-2026 tillsynsbegäran.docx
@@ -229,7 +229,7 @@
     <w:r>
       <w:tab/>
       <w:tab/>
-      <w:t>2026-01-13</w:t>
+      <w:t>2026-01-14</w:t>
       <w:br/>
       <w:br/>
     </w:r>

--- a/tillsyn/A 1041-2026 tillsynsbegäran.docx
+++ b/tillsyn/A 1041-2026 tillsynsbegäran.docx
@@ -229,7 +229,7 @@
     <w:r>
       <w:tab/>
       <w:tab/>
-      <w:t>2026-01-14</w:t>
+      <w:t>2026-01-15</w:t>
       <w:br/>
       <w:br/>
     </w:r>

--- a/tillsyn/A 1041-2026 tillsynsbegäran.docx
+++ b/tillsyn/A 1041-2026 tillsynsbegäran.docx
@@ -229,7 +229,7 @@
     <w:r>
       <w:tab/>
       <w:tab/>
-      <w:t>2026-01-15</w:t>
+      <w:t>2026-01-16</w:t>
       <w:br/>
       <w:br/>
     </w:r>

--- a/tillsyn/A 1041-2026 tillsynsbegäran.docx
+++ b/tillsyn/A 1041-2026 tillsynsbegäran.docx
@@ -229,7 +229,7 @@
     <w:r>
       <w:tab/>
       <w:tab/>
-      <w:t>2026-01-16</w:t>
+      <w:t>2026-01-17</w:t>
       <w:br/>
       <w:br/>
     </w:r>

--- a/tillsyn/A 1041-2026 tillsynsbegäran.docx
+++ b/tillsyn/A 1041-2026 tillsynsbegäran.docx
@@ -229,7 +229,7 @@
     <w:r>
       <w:tab/>
       <w:tab/>
-      <w:t>2026-01-17</w:t>
+      <w:t>2026-01-18</w:t>
       <w:br/>
       <w:br/>
     </w:r>

--- a/tillsyn/A 1041-2026 tillsynsbegäran.docx
+++ b/tillsyn/A 1041-2026 tillsynsbegäran.docx
@@ -229,7 +229,7 @@
     <w:r>
       <w:tab/>
       <w:tab/>
-      <w:t>2026-01-18</w:t>
+      <w:t>2026-01-19</w:t>
       <w:br/>
       <w:br/>
     </w:r>

--- a/tillsyn/A 1041-2026 tillsynsbegäran.docx
+++ b/tillsyn/A 1041-2026 tillsynsbegäran.docx
@@ -229,7 +229,7 @@
     <w:r>
       <w:tab/>
       <w:tab/>
-      <w:t>2026-01-19</w:t>
+      <w:t>2026-01-20</w:t>
       <w:br/>
       <w:br/>
     </w:r>

--- a/tillsyn/A 1041-2026 tillsynsbegäran.docx
+++ b/tillsyn/A 1041-2026 tillsynsbegäran.docx
@@ -229,7 +229,7 @@
     <w:r>
       <w:tab/>
       <w:tab/>
-      <w:t>2026-01-20</w:t>
+      <w:t>2026-01-21</w:t>
       <w:br/>
       <w:br/>
     </w:r>

--- a/tillsyn/A 1041-2026 tillsynsbegäran.docx
+++ b/tillsyn/A 1041-2026 tillsynsbegäran.docx
@@ -229,7 +229,7 @@
     <w:r>
       <w:tab/>
       <w:tab/>
-      <w:t>2026-01-21</w:t>
+      <w:t>2026-01-23</w:t>
       <w:br/>
       <w:br/>
     </w:r>

--- a/tillsyn/A 1041-2026 tillsynsbegäran.docx
+++ b/tillsyn/A 1041-2026 tillsynsbegäran.docx
@@ -229,7 +229,7 @@
     <w:r>
       <w:tab/>
       <w:tab/>
-      <w:t>2026-01-23</w:t>
+      <w:t>2026-01-24</w:t>
       <w:br/>
       <w:br/>
     </w:r>

--- a/tillsyn/A 1041-2026 tillsynsbegäran.docx
+++ b/tillsyn/A 1041-2026 tillsynsbegäran.docx
@@ -229,7 +229,7 @@
     <w:r>
       <w:tab/>
       <w:tab/>
-      <w:t>2026-01-24</w:t>
+      <w:t>2026-01-25</w:t>
       <w:br/>
       <w:br/>
     </w:r>

--- a/tillsyn/A 1041-2026 tillsynsbegäran.docx
+++ b/tillsyn/A 1041-2026 tillsynsbegäran.docx
@@ -229,7 +229,7 @@
     <w:r>
       <w:tab/>
       <w:tab/>
-      <w:t>2026-01-25</w:t>
+      <w:t>2026-01-26</w:t>
       <w:br/>
       <w:br/>
     </w:r>

--- a/tillsyn/A 1041-2026 tillsynsbegäran.docx
+++ b/tillsyn/A 1041-2026 tillsynsbegäran.docx
@@ -229,7 +229,7 @@
     <w:r>
       <w:tab/>
       <w:tab/>
-      <w:t>2026-01-26</w:t>
+      <w:t>2026-01-27</w:t>
       <w:br/>
       <w:br/>
     </w:r>

--- a/tillsyn/A 1041-2026 tillsynsbegäran.docx
+++ b/tillsyn/A 1041-2026 tillsynsbegäran.docx
@@ -229,7 +229,7 @@
     <w:r>
       <w:tab/>
       <w:tab/>
-      <w:t>2026-01-27</w:t>
+      <w:t>2026-01-28</w:t>
       <w:br/>
       <w:br/>
     </w:r>

--- a/tillsyn/A 1041-2026 tillsynsbegäran.docx
+++ b/tillsyn/A 1041-2026 tillsynsbegäran.docx
@@ -98,7 +98,25 @@
         <w:t xml:space="preserve">Ögonpyrola </w:t>
       </w:r>
       <w:r>
-        <w:t>är normalt en bra signalart som visar på områden med höga naturvärden och stabila förhållanden, särskilt inom näringsfattiga trakter. Växten är mycket känslig för markskador och försvinner snabbt efter slutavverkning. Den hotas också av skogsgödsling och markavvattning (Nitare &amp; Skogsstyrelsen, 2019).</w:t>
+        <w:t xml:space="preserve">är normalt en bra signalart som visar på områden med höga naturvärden och stabila förhållanden, särskilt inom näringsfattiga trakter. Växten är mycket känslig för markskador och försvinner snabbt efter slutavverkning. Den hotas också av skogsgödsling och markavvattning. Ögonpyrola är typisk art för </w:t>
+      </w:r>
+      <w:r>
+        <w:rPr>
+          <w:i/>
+        </w:rPr>
+        <w:t>9010 Taiga</w:t>
+      </w:r>
+      <w:r>
+        <w:t xml:space="preserve"> och</w:t>
+      </w:r>
+      <w:r>
+        <w:rPr>
+          <w:i/>
+        </w:rPr>
+        <w:t xml:space="preserve"> 9070 Trädklädd betesmark</w:t>
+      </w:r>
+      <w:r>
+        <w:t xml:space="preserve"> (Nitare &amp; Skogsstyrelsen, 2019; SLU Artdatabanken, 2024).</w:t>
       </w:r>
     </w:p>
     <w:sectPr>
@@ -229,7 +247,7 @@
     <w:r>
       <w:tab/>
       <w:tab/>
-      <w:t>2026-01-28</w:t>
+      <w:t>2026-01-29</w:t>
       <w:br/>
       <w:br/>
     </w:r>

--- a/tillsyn/A 1041-2026 tillsynsbegäran.docx
+++ b/tillsyn/A 1041-2026 tillsynsbegäran.docx
@@ -247,7 +247,7 @@
     <w:r>
       <w:tab/>
       <w:tab/>
-      <w:t>2026-01-29</w:t>
+      <w:t>2026-01-30</w:t>
       <w:br/>
       <w:br/>
     </w:r>

--- a/tillsyn/A 1041-2026 tillsynsbegäran.docx
+++ b/tillsyn/A 1041-2026 tillsynsbegäran.docx
@@ -247,7 +247,7 @@
     <w:r>
       <w:tab/>
       <w:tab/>
-      <w:t>2026-01-30</w:t>
+      <w:t>2026-01-31</w:t>
       <w:br/>
       <w:br/>
     </w:r>

--- a/tillsyn/A 1041-2026 tillsynsbegäran.docx
+++ b/tillsyn/A 1041-2026 tillsynsbegäran.docx
@@ -247,7 +247,7 @@
     <w:r>
       <w:tab/>
       <w:tab/>
-      <w:t>2026-03-01</w:t>
+      <w:t>2026-03-02</w:t>
       <w:br/>
       <w:br/>
     </w:r>

--- a/tillsyn/A 1041-2026 tillsynsbegäran.docx
+++ b/tillsyn/A 1041-2026 tillsynsbegäran.docx
@@ -247,7 +247,7 @@
     <w:r>
       <w:tab/>
       <w:tab/>
-      <w:t>2026-03-02</w:t>
+      <w:t>2026-03-03</w:t>
       <w:br/>
       <w:br/>
     </w:r>

--- a/tillsyn/A 1041-2026 tillsynsbegäran.docx
+++ b/tillsyn/A 1041-2026 tillsynsbegäran.docx
@@ -247,7 +247,7 @@
     <w:r>
       <w:tab/>
       <w:tab/>
-      <w:t>2026-03-03</w:t>
+      <w:t>2026-03-04</w:t>
       <w:br/>
       <w:br/>
     </w:r>

--- a/tillsyn/A 1041-2026 tillsynsbegäran.docx
+++ b/tillsyn/A 1041-2026 tillsynsbegäran.docx
@@ -247,7 +247,7 @@
     <w:r>
       <w:tab/>
       <w:tab/>
-      <w:t>2026-03-04</w:t>
+      <w:t>2026-03-05</w:t>
       <w:br/>
       <w:br/>
     </w:r>

--- a/tillsyn/A 1041-2026 tillsynsbegäran.docx
+++ b/tillsyn/A 1041-2026 tillsynsbegäran.docx
@@ -247,7 +247,7 @@
     <w:r>
       <w:tab/>
       <w:tab/>
-      <w:t>2026-03-05</w:t>
+      <w:t>2026-03-06</w:t>
       <w:br/>
       <w:br/>
     </w:r>

--- a/tillsyn/A 1041-2026 tillsynsbegäran.docx
+++ b/tillsyn/A 1041-2026 tillsynsbegäran.docx
@@ -247,7 +247,7 @@
     <w:r>
       <w:tab/>
       <w:tab/>
-      <w:t>2026-03-06</w:t>
+      <w:t>2026-03-07</w:t>
       <w:br/>
       <w:br/>
     </w:r>

--- a/tillsyn/A 1041-2026 tillsynsbegäran.docx
+++ b/tillsyn/A 1041-2026 tillsynsbegäran.docx
@@ -247,7 +247,7 @@
     <w:r>
       <w:tab/>
       <w:tab/>
-      <w:t>2026-03-07</w:t>
+      <w:t>2026-03-08</w:t>
       <w:br/>
       <w:br/>
     </w:r>

--- a/tillsyn/A 1041-2026 tillsynsbegäran.docx
+++ b/tillsyn/A 1041-2026 tillsynsbegäran.docx
@@ -247,7 +247,7 @@
     <w:r>
       <w:tab/>
       <w:tab/>
-      <w:t>2026-03-08</w:t>
+      <w:t>2026-03-09</w:t>
       <w:br/>
       <w:br/>
     </w:r>

--- a/tillsyn/A 1041-2026 tillsynsbegäran.docx
+++ b/tillsyn/A 1041-2026 tillsynsbegäran.docx
@@ -247,7 +247,7 @@
     <w:r>
       <w:tab/>
       <w:tab/>
-      <w:t>2026-03-09</w:t>
+      <w:t>2026-03-10</w:t>
       <w:br/>
       <w:br/>
     </w:r>

--- a/tillsyn/A 1041-2026 tillsynsbegäran.docx
+++ b/tillsyn/A 1041-2026 tillsynsbegäran.docx
@@ -247,7 +247,7 @@
     <w:r>
       <w:tab/>
       <w:tab/>
-      <w:t>2026-03-10</w:t>
+      <w:t>2026-03-11</w:t>
       <w:br/>
       <w:br/>
     </w:r>

--- a/tillsyn/A 1041-2026 tillsynsbegäran.docx
+++ b/tillsyn/A 1041-2026 tillsynsbegäran.docx
@@ -247,7 +247,7 @@
     <w:r>
       <w:tab/>
       <w:tab/>
-      <w:t>2026-03-11</w:t>
+      <w:t>2026-03-12</w:t>
       <w:br/>
       <w:br/>
     </w:r>

--- a/tillsyn/A 1041-2026 tillsynsbegäran.docx
+++ b/tillsyn/A 1041-2026 tillsynsbegäran.docx
@@ -247,7 +247,7 @@
     <w:r>
       <w:tab/>
       <w:tab/>
-      <w:t>2026-03-12</w:t>
+      <w:t>2026-03-13</w:t>
       <w:br/>
       <w:br/>
     </w:r>

--- a/tillsyn/A 1041-2026 tillsynsbegäran.docx
+++ b/tillsyn/A 1041-2026 tillsynsbegäran.docx
@@ -247,7 +247,7 @@
     <w:r>
       <w:tab/>
       <w:tab/>
-      <w:t>2026-03-13</w:t>
+      <w:t>2026-03-16</w:t>
       <w:br/>
       <w:br/>
     </w:r>

--- a/tillsyn/A 1041-2026 tillsynsbegäran.docx
+++ b/tillsyn/A 1041-2026 tillsynsbegäran.docx
@@ -247,7 +247,7 @@
     <w:r>
       <w:tab/>
       <w:tab/>
-      <w:t>2026-03-16</w:t>
+      <w:t>2026-03-17</w:t>
       <w:br/>
       <w:br/>
     </w:r>

--- a/tillsyn/A 1041-2026 tillsynsbegäran.docx
+++ b/tillsyn/A 1041-2026 tillsynsbegäran.docx
@@ -247,7 +247,7 @@
     <w:r>
       <w:tab/>
       <w:tab/>
-      <w:t>2026-03-17</w:t>
+      <w:t>2026-03-18</w:t>
       <w:br/>
       <w:br/>
     </w:r>

--- a/tillsyn/A 1041-2026 tillsynsbegäran.docx
+++ b/tillsyn/A 1041-2026 tillsynsbegäran.docx
@@ -247,7 +247,7 @@
     <w:r>
       <w:tab/>
       <w:tab/>
-      <w:t>2026-03-18</w:t>
+      <w:t>2026-03-19</w:t>
       <w:br/>
       <w:br/>
     </w:r>

--- a/tillsyn/A 1041-2026 tillsynsbegäran.docx
+++ b/tillsyn/A 1041-2026 tillsynsbegäran.docx
@@ -247,7 +247,7 @@
     <w:r>
       <w:tab/>
       <w:tab/>
-      <w:t>2026-03-19</w:t>
+      <w:t>2026-03-20</w:t>
       <w:br/>
       <w:br/>
     </w:r>

--- a/tillsyn/A 1041-2026 tillsynsbegäran.docx
+++ b/tillsyn/A 1041-2026 tillsynsbegäran.docx
@@ -247,7 +247,7 @@
     <w:r>
       <w:tab/>
       <w:tab/>
-      <w:t>2026-03-20</w:t>
+      <w:t>2026-03-21</w:t>
       <w:br/>
       <w:br/>
     </w:r>

--- a/tillsyn/A 1041-2026 tillsynsbegäran.docx
+++ b/tillsyn/A 1041-2026 tillsynsbegäran.docx
@@ -247,7 +247,7 @@
     <w:r>
       <w:tab/>
       <w:tab/>
-      <w:t>2026-03-21</w:t>
+      <w:t>2026-03-22</w:t>
       <w:br/>
       <w:br/>
     </w:r>

--- a/tillsyn/A 1041-2026 tillsynsbegäran.docx
+++ b/tillsyn/A 1041-2026 tillsynsbegäran.docx
@@ -247,7 +247,7 @@
     <w:r>
       <w:tab/>
       <w:tab/>
-      <w:t>2026-03-22</w:t>
+      <w:t>2026-03-23</w:t>
       <w:br/>
       <w:br/>
     </w:r>

--- a/tillsyn/A 1041-2026 tillsynsbegäran.docx
+++ b/tillsyn/A 1041-2026 tillsynsbegäran.docx
@@ -247,7 +247,7 @@
     <w:r>
       <w:tab/>
       <w:tab/>
-      <w:t>2026-03-23</w:t>
+      <w:t>2026-03-24</w:t>
       <w:br/>
       <w:br/>
     </w:r>

--- a/tillsyn/A 1041-2026 tillsynsbegäran.docx
+++ b/tillsyn/A 1041-2026 tillsynsbegäran.docx
@@ -247,7 +247,7 @@
     <w:r>
       <w:tab/>
       <w:tab/>
-      <w:t>2026-03-24</w:t>
+      <w:t>2026-03-25</w:t>
       <w:br/>
       <w:br/>
     </w:r>

--- a/tillsyn/A 1041-2026 tillsynsbegäran.docx
+++ b/tillsyn/A 1041-2026 tillsynsbegäran.docx
@@ -247,7 +247,7 @@
     <w:r>
       <w:tab/>
       <w:tab/>
-      <w:t>2026-03-25</w:t>
+      <w:t>2026-03-26</w:t>
       <w:br/>
       <w:br/>
     </w:r>

--- a/tillsyn/A 1041-2026 tillsynsbegäran.docx
+++ b/tillsyn/A 1041-2026 tillsynsbegäran.docx
@@ -247,7 +247,7 @@
     <w:r>
       <w:tab/>
       <w:tab/>
-      <w:t>2026-03-26</w:t>
+      <w:t>2026-03-27</w:t>
       <w:br/>
       <w:br/>
     </w:r>

--- a/tillsyn/A 1041-2026 tillsynsbegäran.docx
+++ b/tillsyn/A 1041-2026 tillsynsbegäran.docx
@@ -247,7 +247,7 @@
     <w:r>
       <w:tab/>
       <w:tab/>
-      <w:t>2026-03-27</w:t>
+      <w:t>2026-03-28</w:t>
       <w:br/>
       <w:br/>
     </w:r>

--- a/tillsyn/A 1041-2026 tillsynsbegäran.docx
+++ b/tillsyn/A 1041-2026 tillsynsbegäran.docx
@@ -247,7 +247,7 @@
     <w:r>
       <w:tab/>
       <w:tab/>
-      <w:t>2026-03-28</w:t>
+      <w:t>2026-03-29</w:t>
       <w:br/>
       <w:br/>
     </w:r>

--- a/tillsyn/A 1041-2026 tillsynsbegäran.docx
+++ b/tillsyn/A 1041-2026 tillsynsbegäran.docx
@@ -247,7 +247,7 @@
     <w:r>
       <w:tab/>
       <w:tab/>
-      <w:t>2026-04-14</w:t>
+      <w:t>2026-04-15</w:t>
       <w:br/>
       <w:br/>
     </w:r>

--- a/tillsyn/A 1041-2026 tillsynsbegäran.docx
+++ b/tillsyn/A 1041-2026 tillsynsbegäran.docx
@@ -247,7 +247,7 @@
     <w:r>
       <w:tab/>
       <w:tab/>
-      <w:t>2026-04-15</w:t>
+      <w:t>2026-04-16</w:t>
       <w:br/>
       <w:br/>
     </w:r>

--- a/tillsyn/A 1041-2026 tillsynsbegäran.docx
+++ b/tillsyn/A 1041-2026 tillsynsbegäran.docx
@@ -247,7 +247,7 @@
     <w:r>
       <w:tab/>
       <w:tab/>
-      <w:t>2026-04-16</w:t>
+      <w:t>2026-04-17</w:t>
       <w:br/>
       <w:br/>
     </w:r>

--- a/tillsyn/A 1041-2026 tillsynsbegäran.docx
+++ b/tillsyn/A 1041-2026 tillsynsbegäran.docx
@@ -247,7 +247,7 @@
     <w:r>
       <w:tab/>
       <w:tab/>
-      <w:t>2026-04-17</w:t>
+      <w:t>2026-04-18</w:t>
       <w:br/>
       <w:br/>
     </w:r>

--- a/tillsyn/A 1041-2026 tillsynsbegäran.docx
+++ b/tillsyn/A 1041-2026 tillsynsbegäran.docx
@@ -247,7 +247,7 @@
     <w:r>
       <w:tab/>
       <w:tab/>
-      <w:t>2026-04-18</w:t>
+      <w:t>2026-04-19</w:t>
       <w:br/>
       <w:br/>
     </w:r>

--- a/tillsyn/A 1041-2026 tillsynsbegäran.docx
+++ b/tillsyn/A 1041-2026 tillsynsbegäran.docx
@@ -247,7 +247,7 @@
     <w:r>
       <w:tab/>
       <w:tab/>
-      <w:t>2026-04-19</w:t>
+      <w:t>2026-04-20</w:t>
       <w:br/>
       <w:br/>
     </w:r>

--- a/tillsyn/A 1041-2026 tillsynsbegäran.docx
+++ b/tillsyn/A 1041-2026 tillsynsbegäran.docx
@@ -247,7 +247,7 @@
     <w:r>
       <w:tab/>
       <w:tab/>
-      <w:t>2026-04-20</w:t>
+      <w:t>2026-04-21</w:t>
       <w:br/>
       <w:br/>
     </w:r>

--- a/tillsyn/A 1041-2026 tillsynsbegäran.docx
+++ b/tillsyn/A 1041-2026 tillsynsbegäran.docx
@@ -247,7 +247,7 @@
     <w:r>
       <w:tab/>
       <w:tab/>
-      <w:t>2026-04-21</w:t>
+      <w:t>2026-04-22</w:t>
       <w:br/>
       <w:br/>
     </w:r>

--- a/tillsyn/A 1041-2026 tillsynsbegäran.docx
+++ b/tillsyn/A 1041-2026 tillsynsbegäran.docx
@@ -247,7 +247,7 @@
     <w:r>
       <w:tab/>
       <w:tab/>
-      <w:t>2026-04-22</w:t>
+      <w:t>2026-04-23</w:t>
       <w:br/>
       <w:br/>
     </w:r>

--- a/tillsyn/A 1041-2026 tillsynsbegäran.docx
+++ b/tillsyn/A 1041-2026 tillsynsbegäran.docx
@@ -247,7 +247,7 @@
     <w:r>
       <w:tab/>
       <w:tab/>
-      <w:t>2026-04-23</w:t>
+      <w:t>2026-04-24</w:t>
       <w:br/>
       <w:br/>
     </w:r>

--- a/tillsyn/A 1041-2026 tillsynsbegäran.docx
+++ b/tillsyn/A 1041-2026 tillsynsbegäran.docx
@@ -247,7 +247,7 @@
     <w:r>
       <w:tab/>
       <w:tab/>
-      <w:t>2026-04-24</w:t>
+      <w:t>2026-04-25</w:t>
       <w:br/>
       <w:br/>
     </w:r>

--- a/tillsyn/A 1041-2026 tillsynsbegäran.docx
+++ b/tillsyn/A 1041-2026 tillsynsbegäran.docx
@@ -247,7 +247,7 @@
     <w:r>
       <w:tab/>
       <w:tab/>
-      <w:t>2026-04-25</w:t>
+      <w:t>2026-04-26</w:t>
       <w:br/>
       <w:br/>
     </w:r>

--- a/tillsyn/A 1041-2026 tillsynsbegäran.docx
+++ b/tillsyn/A 1041-2026 tillsynsbegäran.docx
@@ -247,7 +247,7 @@
     <w:r>
       <w:tab/>
       <w:tab/>
-      <w:t>2026-04-26</w:t>
+      <w:t>2026-04-27</w:t>
       <w:br/>
       <w:br/>
     </w:r>

--- a/tillsyn/A 1041-2026 tillsynsbegäran.docx
+++ b/tillsyn/A 1041-2026 tillsynsbegäran.docx
@@ -247,7 +247,7 @@
     <w:r>
       <w:tab/>
       <w:tab/>
-      <w:t>2026-04-27</w:t>
+      <w:t>2026-04-28</w:t>
       <w:br/>
       <w:br/>
     </w:r>

--- a/tillsyn/A 1041-2026 tillsynsbegäran.docx
+++ b/tillsyn/A 1041-2026 tillsynsbegäran.docx
@@ -247,7 +247,7 @@
     <w:r>
       <w:tab/>
       <w:tab/>
-      <w:t>2026-04-28</w:t>
+      <w:t>2026-04-29</w:t>
       <w:br/>
       <w:br/>
     </w:r>

--- a/tillsyn/A 1041-2026 tillsynsbegäran.docx
+++ b/tillsyn/A 1041-2026 tillsynsbegäran.docx
@@ -247,7 +247,7 @@
     <w:r>
       <w:tab/>
       <w:tab/>
-      <w:t>2026-04-29</w:t>
+      <w:t>2026-04-30</w:t>
       <w:br/>
       <w:br/>
     </w:r>

--- a/tillsyn/A 1041-2026 tillsynsbegäran.docx
+++ b/tillsyn/A 1041-2026 tillsynsbegäran.docx
@@ -247,7 +247,7 @@
     <w:r>
       <w:tab/>
       <w:tab/>
-      <w:t>2026-04-30</w:t>
+      <w:t>2026-05-01</w:t>
       <w:br/>
       <w:br/>
     </w:r>

--- a/tillsyn/A 1041-2026 tillsynsbegäran.docx
+++ b/tillsyn/A 1041-2026 tillsynsbegäran.docx
@@ -247,7 +247,7 @@
     <w:r>
       <w:tab/>
       <w:tab/>
-      <w:t>2026-05-01</w:t>
+      <w:t>2026-05-02</w:t>
       <w:br/>
       <w:br/>
     </w:r>

--- a/tillsyn/A 1041-2026 tillsynsbegäran.docx
+++ b/tillsyn/A 1041-2026 tillsynsbegäran.docx
@@ -247,7 +247,7 @@
     <w:r>
       <w:tab/>
       <w:tab/>
-      <w:t>2026-05-02</w:t>
+      <w:t>2026-05-03</w:t>
       <w:br/>
       <w:br/>
     </w:r>

--- a/tillsyn/A 1041-2026 tillsynsbegäran.docx
+++ b/tillsyn/A 1041-2026 tillsynsbegäran.docx
@@ -247,7 +247,7 @@
     <w:r>
       <w:tab/>
       <w:tab/>
-      <w:t>2026-05-16</w:t>
+      <w:t>2026-05-17</w:t>
       <w:br/>
       <w:br/>
     </w:r>

--- a/tillsyn/A 1041-2026 tillsynsbegäran.docx
+++ b/tillsyn/A 1041-2026 tillsynsbegäran.docx
@@ -247,7 +247,7 @@
     <w:r>
       <w:tab/>
       <w:tab/>
-      <w:t>2026-05-17</w:t>
+      <w:t>2026-05-18</w:t>
       <w:br/>
       <w:br/>
     </w:r>
